--- a/public/templates/Fiche d'urgence.docx
+++ b/public/templates/Fiche d'urgence.docx
@@ -208,8 +208,8 @@
                         <w:txbxContent>
                           <w:p>
                             <w:pPr>
-                              <w:pStyle w:val="Contenudecadreuser"/>
-                              <w:overflowPunct w:val="false"/>
+                              <w:pStyle w:val="Contenudecadre"/>
+                              <w:overflowPunct w:val="true"/>
                               <w:rPr>
                                 <w:color w:val="000000"/>
                               </w:rPr>
@@ -246,8 +246,8 @@
                   <w:txbxContent>
                     <w:p>
                       <w:pPr>
-                        <w:pStyle w:val="Contenudecadreuser"/>
-                        <w:overflowPunct w:val="false"/>
+                        <w:pStyle w:val="Contenudecadre"/>
+                        <w:overflowPunct w:val="true"/>
                         <w:rPr>
                           <w:color w:val="000000"/>
                         </w:rPr>
@@ -313,8 +313,8 @@
                         <w:txbxContent>
                           <w:p>
                             <w:pPr>
-                              <w:pStyle w:val="Contenudecadreuser"/>
-                              <w:overflowPunct w:val="false"/>
+                              <w:pStyle w:val="Contenudecadre"/>
+                              <w:overflowPunct w:val="true"/>
                               <w:rPr>
                                 <w:color w:val="000000"/>
                               </w:rPr>
@@ -350,8 +350,8 @@
                   <w:txbxContent>
                     <w:p>
                       <w:pPr>
-                        <w:pStyle w:val="Contenudecadreuser"/>
-                        <w:overflowPunct w:val="false"/>
+                        <w:pStyle w:val="Contenudecadre"/>
+                        <w:overflowPunct w:val="true"/>
                         <w:rPr>
                           <w:color w:val="000000"/>
                         </w:rPr>
@@ -416,8 +416,8 @@
                         <w:txbxContent>
                           <w:p>
                             <w:pPr>
-                              <w:pStyle w:val="Contenudecadreuser"/>
-                              <w:overflowPunct w:val="false"/>
+                              <w:pStyle w:val="Contenudecadre"/>
+                              <w:overflowPunct w:val="true"/>
                               <w:rPr>
                                 <w:color w:val="000000"/>
                               </w:rPr>
@@ -453,8 +453,8 @@
                   <w:txbxContent>
                     <w:p>
                       <w:pPr>
-                        <w:pStyle w:val="Contenudecadreuser"/>
-                        <w:overflowPunct w:val="false"/>
+                        <w:pStyle w:val="Contenudecadre"/>
+                        <w:overflowPunct w:val="true"/>
                         <w:rPr>
                           <w:color w:val="000000"/>
                         </w:rPr>
@@ -608,8 +608,8 @@
                         <w:txbxContent>
                           <w:p>
                             <w:pPr>
-                              <w:pStyle w:val="Contenudecadreuser"/>
-                              <w:overflowPunct w:val="false"/>
+                              <w:pStyle w:val="Contenudecadre"/>
+                              <w:overflowPunct w:val="true"/>
                               <w:rPr>
                                 <w:color w:val="000000"/>
                               </w:rPr>
@@ -645,8 +645,8 @@
                   <w:txbxContent>
                     <w:p>
                       <w:pPr>
-                        <w:pStyle w:val="Contenudecadreuser"/>
-                        <w:overflowPunct w:val="false"/>
+                        <w:pStyle w:val="Contenudecadre"/>
+                        <w:overflowPunct w:val="true"/>
                         <w:rPr>
                           <w:color w:val="000000"/>
                         </w:rPr>
@@ -711,8 +711,8 @@
                         <w:txbxContent>
                           <w:p>
                             <w:pPr>
-                              <w:pStyle w:val="Contenudecadreuser"/>
-                              <w:overflowPunct w:val="false"/>
+                              <w:pStyle w:val="Contenudecadre"/>
+                              <w:overflowPunct w:val="true"/>
                               <w:rPr>
                                 <w:color w:val="000000"/>
                               </w:rPr>
@@ -749,8 +749,8 @@
                   <w:txbxContent>
                     <w:p>
                       <w:pPr>
-                        <w:pStyle w:val="Contenudecadreuser"/>
-                        <w:overflowPunct w:val="false"/>
+                        <w:pStyle w:val="Contenudecadre"/>
+                        <w:overflowPunct w:val="true"/>
                         <w:rPr>
                           <w:color w:val="000000"/>
                         </w:rPr>
@@ -894,8 +894,8 @@
                         <w:txbxContent>
                           <w:p>
                             <w:pPr>
-                              <w:pStyle w:val="Contenudecadreuser"/>
-                              <w:overflowPunct w:val="false"/>
+                              <w:pStyle w:val="Contenudecadre"/>
+                              <w:overflowPunct w:val="true"/>
                               <w:rPr/>
                             </w:pPr>
                             <w:r>
@@ -934,8 +934,8 @@
                           </w:p>
                           <w:p>
                             <w:pPr>
-                              <w:pStyle w:val="Contenudecadreuser"/>
-                              <w:overflowPunct w:val="false"/>
+                              <w:pStyle w:val="Contenudecadre"/>
+                              <w:overflowPunct w:val="true"/>
                               <w:rPr/>
                             </w:pPr>
                             <w:r>
@@ -970,8 +970,8 @@
                   <w:txbxContent>
                     <w:p>
                       <w:pPr>
-                        <w:pStyle w:val="Contenudecadreuser"/>
-                        <w:overflowPunct w:val="false"/>
+                        <w:pStyle w:val="Contenudecadre"/>
+                        <w:overflowPunct w:val="true"/>
                         <w:rPr/>
                       </w:pPr>
                       <w:r>
@@ -1010,8 +1010,8 @@
                     </w:p>
                     <w:p>
                       <w:pPr>
-                        <w:pStyle w:val="Contenudecadreuser"/>
-                        <w:overflowPunct w:val="false"/>
+                        <w:pStyle w:val="Contenudecadre"/>
+                        <w:overflowPunct w:val="true"/>
                         <w:rPr/>
                       </w:pPr>
                       <w:r>
@@ -1215,8 +1215,8 @@
                         <w:txbxContent>
                           <w:p>
                             <w:pPr>
-                              <w:pStyle w:val="Contenudecadreuser"/>
-                              <w:overflowPunct w:val="false"/>
+                              <w:pStyle w:val="Contenudecadre"/>
+                              <w:overflowPunct w:val="true"/>
                               <w:rPr/>
                             </w:pPr>
                             <w:r>
@@ -1255,8 +1255,8 @@
                           </w:p>
                           <w:p>
                             <w:pPr>
-                              <w:pStyle w:val="Contenudecadreuser"/>
-                              <w:overflowPunct w:val="false"/>
+                              <w:pStyle w:val="Contenudecadre"/>
+                              <w:overflowPunct w:val="true"/>
                               <w:rPr/>
                             </w:pPr>
                             <w:r>
@@ -1291,8 +1291,8 @@
                   <w:txbxContent>
                     <w:p>
                       <w:pPr>
-                        <w:pStyle w:val="Contenudecadreuser"/>
-                        <w:overflowPunct w:val="false"/>
+                        <w:pStyle w:val="Contenudecadre"/>
+                        <w:overflowPunct w:val="true"/>
                         <w:rPr/>
                       </w:pPr>
                       <w:r>
@@ -1331,8 +1331,8 @@
                     </w:p>
                     <w:p>
                       <w:pPr>
-                        <w:pStyle w:val="Contenudecadreuser"/>
-                        <w:overflowPunct w:val="false"/>
+                        <w:pStyle w:val="Contenudecadre"/>
+                        <w:overflowPunct w:val="true"/>
                         <w:rPr/>
                       </w:pPr>
                       <w:r>
@@ -1548,8 +1548,8 @@
                         <w:txbxContent>
                           <w:p>
                             <w:pPr>
-                              <w:pStyle w:val="Contenudecadreuser"/>
-                              <w:overflowPunct w:val="false"/>
+                              <w:pStyle w:val="Contenudecadre"/>
+                              <w:overflowPunct w:val="true"/>
                               <w:rPr/>
                             </w:pPr>
                             <w:r>
@@ -1584,8 +1584,8 @@
                   <w:txbxContent>
                     <w:p>
                       <w:pPr>
-                        <w:pStyle w:val="Contenudecadreuser"/>
-                        <w:overflowPunct w:val="false"/>
+                        <w:pStyle w:val="Contenudecadre"/>
+                        <w:overflowPunct w:val="true"/>
                         <w:rPr/>
                       </w:pPr>
                       <w:r>
@@ -1745,8 +1745,8 @@
                         <w:txbxContent>
                           <w:p>
                             <w:pPr>
-                              <w:pStyle w:val="Contenudecadreuser"/>
-                              <w:overflowPunct w:val="false"/>
+                              <w:pStyle w:val="Contenudecadre"/>
+                              <w:overflowPunct w:val="true"/>
                               <w:rPr/>
                             </w:pPr>
                             <w:r>
@@ -1800,8 +1800,8 @@
                   <w:txbxContent>
                     <w:p>
                       <w:pPr>
-                        <w:pStyle w:val="Contenudecadreuser"/>
-                        <w:overflowPunct w:val="false"/>
+                        <w:pStyle w:val="Contenudecadre"/>
+                        <w:overflowPunct w:val="true"/>
                         <w:rPr/>
                       </w:pPr>
                       <w:r>
@@ -1911,8 +1911,8 @@
                         <w:txbxContent>
                           <w:p>
                             <w:pPr>
-                              <w:pStyle w:val="Contenudecadreuser"/>
-                              <w:overflowPunct w:val="false"/>
+                              <w:pStyle w:val="Contenudecadre"/>
+                              <w:overflowPunct w:val="true"/>
                               <w:rPr>
                                 <w:color w:val="000000"/>
                               </w:rPr>
@@ -1948,8 +1948,8 @@
                   <w:txbxContent>
                     <w:p>
                       <w:pPr>
-                        <w:pStyle w:val="Contenudecadreuser"/>
-                        <w:overflowPunct w:val="false"/>
+                        <w:pStyle w:val="Contenudecadre"/>
+                        <w:overflowPunct w:val="true"/>
                         <w:rPr>
                           <w:color w:val="000000"/>
                         </w:rPr>
@@ -2346,8 +2346,8 @@
                         <w:txbxContent>
                           <w:p>
                             <w:pPr>
-                              <w:pStyle w:val="Contenudecadreuser"/>
-                              <w:overflowPunct w:val="false"/>
+                              <w:pStyle w:val="Contenudecadre"/>
+                              <w:overflowPunct w:val="true"/>
                               <w:rPr>
                                 <w:color w:val="000000"/>
                               </w:rPr>
@@ -2383,8 +2383,8 @@
                   <w:txbxContent>
                     <w:p>
                       <w:pPr>
-                        <w:pStyle w:val="Contenudecadreuser"/>
-                        <w:overflowPunct w:val="false"/>
+                        <w:pStyle w:val="Contenudecadre"/>
+                        <w:overflowPunct w:val="true"/>
                         <w:rPr>
                           <w:color w:val="000000"/>
                         </w:rPr>
@@ -2449,8 +2449,8 @@
                         <w:txbxContent>
                           <w:p>
                             <w:pPr>
-                              <w:pStyle w:val="Contenudecadreuser"/>
-                              <w:overflowPunct w:val="false"/>
+                              <w:pStyle w:val="Contenudecadre"/>
+                              <w:overflowPunct w:val="true"/>
                               <w:rPr>
                                 <w:color w:val="000000"/>
                               </w:rPr>
@@ -2486,8 +2486,8 @@
                   <w:txbxContent>
                     <w:p>
                       <w:pPr>
-                        <w:pStyle w:val="Contenudecadreuser"/>
-                        <w:overflowPunct w:val="false"/>
+                        <w:pStyle w:val="Contenudecadre"/>
+                        <w:overflowPunct w:val="true"/>
                         <w:rPr>
                           <w:color w:val="000000"/>
                         </w:rPr>
@@ -2714,8 +2714,8 @@
                         <w:txbxContent>
                           <w:p>
                             <w:pPr>
-                              <w:pStyle w:val="Contenudecadreuser"/>
-                              <w:overflowPunct w:val="false"/>
+                              <w:pStyle w:val="Contenudecadre"/>
+                              <w:overflowPunct w:val="true"/>
                               <w:rPr>
                                 <w:color w:val="000000"/>
                               </w:rPr>
@@ -2751,8 +2751,8 @@
                   <w:txbxContent>
                     <w:p>
                       <w:pPr>
-                        <w:pStyle w:val="Contenudecadreuser"/>
-                        <w:overflowPunct w:val="false"/>
+                        <w:pStyle w:val="Contenudecadre"/>
+                        <w:overflowPunct w:val="true"/>
                         <w:rPr>
                           <w:color w:val="000000"/>
                         </w:rPr>
@@ -2817,8 +2817,8 @@
                         <w:txbxContent>
                           <w:p>
                             <w:pPr>
-                              <w:pStyle w:val="Contenudecadreuser"/>
-                              <w:overflowPunct w:val="false"/>
+                              <w:pStyle w:val="Contenudecadre"/>
+                              <w:overflowPunct w:val="true"/>
                               <w:rPr>
                                 <w:color w:val="000000"/>
                               </w:rPr>
@@ -2854,8 +2854,8 @@
                   <w:txbxContent>
                     <w:p>
                       <w:pPr>
-                        <w:pStyle w:val="Contenudecadreuser"/>
-                        <w:overflowPunct w:val="false"/>
+                        <w:pStyle w:val="Contenudecadre"/>
+                        <w:overflowPunct w:val="true"/>
                         <w:rPr>
                           <w:color w:val="000000"/>
                         </w:rPr>
@@ -3092,8 +3092,8 @@
                         <w:txbxContent>
                           <w:p>
                             <w:pPr>
-                              <w:pStyle w:val="Contenudecadreuser"/>
-                              <w:overflowPunct w:val="false"/>
+                              <w:pStyle w:val="Contenudecadre"/>
+                              <w:overflowPunct w:val="true"/>
                               <w:rPr>
                                 <w:color w:val="000000"/>
                               </w:rPr>
@@ -3129,8 +3129,8 @@
                   <w:txbxContent>
                     <w:p>
                       <w:pPr>
-                        <w:pStyle w:val="Contenudecadreuser"/>
-                        <w:overflowPunct w:val="false"/>
+                        <w:pStyle w:val="Contenudecadre"/>
+                        <w:overflowPunct w:val="true"/>
                         <w:rPr>
                           <w:color w:val="000000"/>
                         </w:rPr>
@@ -3322,8 +3322,8 @@
                         <w:txbxContent>
                           <w:p>
                             <w:pPr>
-                              <w:pStyle w:val="Contenudecadreuser"/>
-                              <w:overflowPunct w:val="false"/>
+                              <w:pStyle w:val="Contenudecadre"/>
+                              <w:overflowPunct w:val="true"/>
                               <w:rPr>
                                 <w:color w:val="000000"/>
                               </w:rPr>
@@ -3359,8 +3359,8 @@
                   <w:txbxContent>
                     <w:p>
                       <w:pPr>
-                        <w:pStyle w:val="Contenudecadreuser"/>
-                        <w:overflowPunct w:val="false"/>
+                        <w:pStyle w:val="Contenudecadre"/>
+                        <w:overflowPunct w:val="true"/>
                         <w:rPr>
                           <w:color w:val="000000"/>
                         </w:rPr>
@@ -3565,8 +3565,8 @@
                         <w:txbxContent>
                           <w:p>
                             <w:pPr>
-                              <w:pStyle w:val="Contenudecadreuser"/>
-                              <w:overflowPunct w:val="false"/>
+                              <w:pStyle w:val="Contenudecadre"/>
+                              <w:overflowPunct w:val="true"/>
                               <w:rPr/>
                             </w:pPr>
                             <w:r>
@@ -3623,8 +3623,8 @@
                   <w:txbxContent>
                     <w:p>
                       <w:pPr>
-                        <w:pStyle w:val="Contenudecadreuser"/>
-                        <w:overflowPunct w:val="false"/>
+                        <w:pStyle w:val="Contenudecadre"/>
+                        <w:overflowPunct w:val="true"/>
                         <w:rPr/>
                       </w:pPr>
                       <w:r>
@@ -4138,8 +4138,8 @@
                         <w:txbxContent>
                           <w:p>
                             <w:pPr>
-                              <w:pStyle w:val="Contenudecadreuser"/>
-                              <w:overflowPunct w:val="false"/>
+                              <w:pStyle w:val="Contenudecadre"/>
+                              <w:overflowPunct w:val="true"/>
                               <w:rPr>
                                 <w:color w:val="000000"/>
                               </w:rPr>
@@ -4175,8 +4175,8 @@
                   <w:txbxContent>
                     <w:p>
                       <w:pPr>
-                        <w:pStyle w:val="Contenudecadreuser"/>
-                        <w:overflowPunct w:val="false"/>
+                        <w:pStyle w:val="Contenudecadre"/>
+                        <w:overflowPunct w:val="true"/>
                         <w:rPr>
                           <w:color w:val="000000"/>
                         </w:rPr>
@@ -4314,6 +4314,105 @@
         <w:rPr/>
       </w:pPr>
       <w:r>
+        <mc:AlternateContent>
+          <mc:Choice Requires="wps">
+            <w:drawing>
+              <wp:anchor behindDoc="0" distT="0" distB="0" distL="0" distR="0" simplePos="0" locked="0" layoutInCell="1" allowOverlap="1" relativeHeight="41">
+                <wp:simplePos x="0" y="0"/>
+                <wp:positionH relativeFrom="column">
+                  <wp:posOffset>100330</wp:posOffset>
+                </wp:positionH>
+                <wp:positionV relativeFrom="paragraph">
+                  <wp:posOffset>339725</wp:posOffset>
+                </wp:positionV>
+                <wp:extent cx="6261100" cy="374650"/>
+                <wp:effectExtent l="0" t="0" r="0" b="0"/>
+                <wp:wrapNone/>
+                <wp:docPr id="19" name="Cadre de texte 19"/>
+                <a:graphic xmlns:a="http://schemas.openxmlformats.org/drawingml/2006/main">
+                  <a:graphicData uri="http://schemas.microsoft.com/office/word/2010/wordprocessingShape">
+                    <wps:wsp>
+                      <wps:cNvSpPr txBox="1"/>
+                      <wps:spPr>
+                        <a:xfrm>
+                          <a:off x="0" y="0"/>
+                          <a:ext cx="6261120" cy="374760"/>
+                        </a:xfrm>
+                        <a:prstGeom prst="rect">
+                          <a:avLst/>
+                        </a:prstGeom>
+                        <a:noFill/>
+                        <a:ln w="0">
+                          <a:noFill/>
+                        </a:ln>
+                      </wps:spPr>
+                      <wps:txbx>
+                        <w:txbxContent>
+                          <w:p>
+                            <w:pPr>
+                              <w:overflowPunct w:val="false"/>
+                              <w:rPr/>
+                            </w:pPr>
+                            <w:r>
+                              <w:rPr>
+                                <w:sz w:val="24"/>
+                                <w:b/>
+                                <w:bCs/>
+                                <w:rFonts w:asciiTheme="minorHAnsi" w:cstheme="minorBidi" w:eastAsiaTheme="minorHAnsi" w:hAnsiTheme="minorHAnsi" w:ascii="Arial" w:hAnsi="Arial" w:eastAsia="Calibri" w:cs="Arial"/>
+                                <w:color w:val="000000"/>
+                                <w:lang w:val="en-US"/>
+                              </w:rPr>
+                              <w:t>${etudiant.observations}</w:t>
+                            </w:r>
+                          </w:p>
+                        </w:txbxContent>
+                      </wps:txbx>
+                      <wps:bodyPr wrap="square" lIns="0" rIns="0" tIns="0" bIns="0" anchor="t">
+                        <a:noAutofit/>
+                      </wps:bodyPr>
+                    </wps:wsp>
+                  </a:graphicData>
+                </a:graphic>
+              </wp:anchor>
+            </w:drawing>
+          </mc:Choice>
+          <mc:Fallback>
+            <w:pict>
+              <v:shapetype id="_x0000_t202" coordsize="21600,21600" o:spt="202" path="m,l,21600l21600,21600l21600,xe">
+                <v:stroke joinstyle="miter"/>
+                <v:path gradientshapeok="t" o:connecttype="rect"/>
+              </v:shapetype>
+              <v:shape id="shape_0" ID="Cadre de texte 19" stroked="f" o:allowincell="f" style="position:absolute;margin-left:7.9pt;margin-top:26.75pt;width:492.95pt;height:29.45pt;mso-wrap-style:square;v-text-anchor:top" type="_x0000_t202">
+                <v:textbox>
+                  <w:txbxContent>
+                    <w:p>
+                      <w:pPr>
+                        <w:overflowPunct w:val="false"/>
+                        <w:rPr/>
+                      </w:pPr>
+                      <w:r>
+                        <w:rPr>
+                          <w:sz w:val="24"/>
+                          <w:b/>
+                          <w:bCs/>
+                          <w:rFonts w:asciiTheme="minorHAnsi" w:cstheme="minorBidi" w:eastAsiaTheme="minorHAnsi" w:hAnsiTheme="minorHAnsi" w:ascii="Arial" w:hAnsi="Arial" w:eastAsia="Calibri" w:cs="Arial"/>
+                          <w:color w:val="000000"/>
+                          <w:lang w:val="en-US"/>
+                        </w:rPr>
+                        <w:t>${etudiant.observations}</w:t>
+                      </w:r>
+                    </w:p>
+                  </w:txbxContent>
+                </v:textbox>
+                <v:fill o:detectmouseclick="t" on="false"/>
+                <v:stroke color="black" joinstyle="round" endcap="flat"/>
+                <w10:wrap type="none"/>
+              </v:shape>
+            </w:pict>
+          </mc:Fallback>
+        </mc:AlternateContent>
+      </w:r>
+      <w:r>
         <w:rPr/>
         <w:t>Observations particulières que vous jugerez utiles de porter à la connaissance de l’établissement</w:t>
       </w:r>
@@ -4564,7 +4663,7 @@
                 <wp:extent cx="5797550" cy="18415"/>
                 <wp:effectExtent l="0" t="0" r="0" b="0"/>
                 <wp:wrapNone/>
-                <wp:docPr id="19" name="Graphic 1"/>
+                <wp:docPr id="20" name="Graphic 1"/>
                 <a:graphic xmlns:a="http://schemas.openxmlformats.org/drawingml/2006/main">
                   <a:graphicData uri="http://schemas.microsoft.com/office/word/2010/wordprocessingShape">
                     <wps:wsp>
@@ -4578,11 +4677,12 @@
                           <a:avLst/>
                           <a:gdLst>
                             <a:gd name="textAreaLeft" fmla="*/ 0 w 3286800"/>
-                            <a:gd name="textAreaRight" fmla="*/ 3288600 w 3286800"/>
+                            <a:gd name="textAreaRight" fmla="*/ 3288960 w 3286800"/>
                             <a:gd name="textAreaTop" fmla="*/ 0 h 10440"/>
-                            <a:gd name="textAreaBottom" fmla="*/ 12240 h 10440"/>
+                            <a:gd name="textAreaBottom" fmla="*/ 12600 h 10440"/>
                           </a:gdLst>
                           <a:ahLst/>
+                          <a:cxnLst/>
                           <a:rect l="textAreaLeft" t="textAreaTop" r="textAreaRight" b="textAreaBottom"/>
                           <a:pathLst>
                             <a:path w="5797550" h="18415">
@@ -4643,7 +4743,7 @@
                 <wp:extent cx="6289040" cy="321945"/>
                 <wp:effectExtent l="0" t="0" r="0" b="0"/>
                 <wp:wrapNone/>
-                <wp:docPr id="20" name="Cadre de texte 18"/>
+                <wp:docPr id="21" name="Cadre de texte 18"/>
                 <a:graphic xmlns:a="http://schemas.openxmlformats.org/drawingml/2006/main">
                   <a:graphicData uri="http://schemas.microsoft.com/office/word/2010/wordprocessingShape">
                     <wps:wsp>
@@ -4671,8 +4771,8 @@
                         <w:txbxContent>
                           <w:p>
                             <w:pPr>
-                              <w:pStyle w:val="Contenudecadreuser"/>
-                              <w:overflowPunct w:val="false"/>
+                              <w:pStyle w:val="Contenudecadre"/>
+                              <w:overflowPunct w:val="true"/>
                               <w:rPr/>
                             </w:pPr>
                             <w:r>
@@ -4746,8 +4846,8 @@
                   <w:txbxContent>
                     <w:p>
                       <w:pPr>
-                        <w:pStyle w:val="Contenudecadreuser"/>
-                        <w:overflowPunct w:val="false"/>
+                        <w:pStyle w:val="Contenudecadre"/>
+                        <w:overflowPunct w:val="true"/>
                         <w:rPr/>
                       </w:pPr>
                       <w:r>
@@ -5527,6 +5627,13 @@
       <w:lang w:val="fr-FR" w:eastAsia="en-US" w:bidi="ar-SA"/>
     </w:rPr>
   </w:style>
+  <w:style w:type="paragraph" w:styleId="Contenudecadre">
+    <w:name w:val="Contenu de cadre"/>
+    <w:basedOn w:val="Normal"/>
+    <w:qFormat/>
+    <w:pPr/>
+    <w:rPr/>
+  </w:style>
   <w:style w:type="paragraph" w:styleId="Contenudecadreuser">
     <w:name w:val="Contenu de cadre (user)"/>
     <w:basedOn w:val="Normal"/>
@@ -5534,15 +5641,8 @@
     <w:pPr/>
     <w:rPr/>
   </w:style>
-  <w:style w:type="paragraph" w:styleId="Contenudecadre">
-    <w:name w:val="Contenu de cadre"/>
-    <w:basedOn w:val="Normal"/>
-    <w:qFormat/>
-    <w:pPr/>
-    <w:rPr/>
-  </w:style>
-  <w:style w:type="numbering" w:styleId="Pasdeliste" w:default="1">
-    <w:name w:val="Pas de liste"/>
+  <w:style w:type="numbering" w:styleId="Pasdelisteuser" w:default="1">
+    <w:name w:val="Pas de liste (user)"/>
     <w:uiPriority w:val="99"/>
     <w:semiHidden/>
     <w:unhideWhenUsed/>
